--- a/docs/sample_reports/openrocket_example/openrocket_example_report.docx
+++ b/docs/sample_reports/openrocket_example/openrocket_example_report.docx
@@ -44,7 +44,7 @@
     </w:p>
     <w:p>
       <w:r>
-        <w:t>LASC (Latin America Space Challenge)  |  Generated 2026-09-29 04:09 UTC  |  App version section4  |  Author: Diego Rocketeer</w:t>
+        <w:t>LASC (Latin America Space Challenge)  |  Generated 2026-09-29 04:51 UTC  |  App version sample  |  Author: Diego Rocketeer</w:t>
       </w:r>
     </w:p>
     <w:p>
@@ -305,7 +305,7 @@
           </w:tcPr>
           <w:p>
             <w:r>
-              <w:t>section4</w:t>
+              <w:t>sample</w:t>
             </w:r>
           </w:p>
         </w:tc>
@@ -349,7 +349,7 @@
           </w:tcPr>
           <w:p>
             <w:r>
-              <w:t>Linux-6.18.44-fc-v49-x86_64-with-glibc2.39</w:t>
+              <w:t>Linux</w:t>
             </w:r>
           </w:p>
         </w:tc>
@@ -371,7 +371,7 @@
           </w:tcPr>
           <w:p>
             <w:r>
-              <w:t>0.30 s</w:t>
+              <w:t>0.28 s</w:t>
             </w:r>
           </w:p>
         </w:tc>
@@ -679,7 +679,7 @@
               <a:graphicData uri="http://schemas.openxmlformats.org/drawingml/2006/picture">
                 <pic:pic>
                   <pic:nvPicPr>
-                    <pic:cNvPr id="0" name="report_side_profile_ff8bb6c8.png"/>
+                    <pic:cNvPr id="0" name="report_side_profile_5c3b6ca8.png"/>
                     <pic:cNvPicPr/>
                   </pic:nvPicPr>
                   <pic:blipFill>
@@ -1063,7 +1063,7 @@
               <a:graphicData uri="http://schemas.openxmlformats.org/drawingml/2006/picture">
                 <pic:pic>
                   <pic:nvPicPr>
-                    <pic:cNvPr id="0" name="plot_mass_656640af.png"/>
+                    <pic:cNvPr id="0" name="plot_mass_b85a17b8.png"/>
                     <pic:cNvPicPr/>
                   </pic:nvPicPr>
                   <pic:blipFill>
@@ -1119,7 +1119,7 @@
               <a:graphicData uri="http://schemas.openxmlformats.org/drawingml/2006/picture">
                 <pic:pic>
                   <pic:nvPicPr>
-                    <pic:cNvPr id="0" name="plot_thrust_fdfc0f0b.png"/>
+                    <pic:cNvPr id="0" name="plot_thrust_e555668d.png"/>
                     <pic:cNvPicPr/>
                   </pic:nvPicPr>
                   <pic:blipFill>
@@ -1308,7 +1308,7 @@
               <a:graphicData uri="http://schemas.openxmlformats.org/drawingml/2006/picture">
                 <pic:pic>
                   <pic:nvPicPr>
-                    <pic:cNvPr id="0" name="plot_altitude_f0bc60a4.png"/>
+                    <pic:cNvPr id="0" name="plot_altitude_5663f2ea.png"/>
                     <pic:cNvPicPr/>
                   </pic:nvPicPr>
                   <pic:blipFill>
@@ -1369,7 +1369,7 @@
               <a:graphicData uri="http://schemas.openxmlformats.org/drawingml/2006/picture">
                 <pic:pic>
                   <pic:nvPicPr>
-                    <pic:cNvPr id="0" name="plot_vertical_velocity_86998594.png"/>
+                    <pic:cNvPr id="0" name="plot_vertical_velocity_8502c4d0.png"/>
                     <pic:cNvPicPr/>
                   </pic:nvPicPr>
                   <pic:blipFill>
@@ -1416,7 +1416,7 @@
               <a:graphicData uri="http://schemas.openxmlformats.org/drawingml/2006/picture">
                 <pic:pic>
                   <pic:nvPicPr>
-                    <pic:cNvPr id="0" name="plot_total_velocity_81a8c1e7.png"/>
+                    <pic:cNvPr id="0" name="plot_total_velocity_2e54a6f1.png"/>
                     <pic:cNvPicPr/>
                   </pic:nvPicPr>
                   <pic:blipFill>
@@ -1463,7 +1463,7 @@
               <a:graphicData uri="http://schemas.openxmlformats.org/drawingml/2006/picture">
                 <pic:pic>
                   <pic:nvPicPr>
-                    <pic:cNvPr id="0" name="plot_acceleration_boost_7c1d9bc6.png"/>
+                    <pic:cNvPr id="0" name="plot_acceleration_boost_609ffe29.png"/>
                     <pic:cNvPicPr/>
                   </pic:nvPicPr>
                   <pic:blipFill>
@@ -1510,7 +1510,7 @@
               <a:graphicData uri="http://schemas.openxmlformats.org/drawingml/2006/picture">
                 <pic:pic>
                   <pic:nvPicPr>
-                    <pic:cNvPr id="0" name="trajectory_3d_95bf5189.png"/>
+                    <pic:cNvPr id="0" name="trajectory_3d_7a60c326.png"/>
                     <pic:cNvPicPr/>
                   </pic:nvPicPr>
                   <pic:blipFill>
@@ -1557,7 +1557,7 @@
               <a:graphicData uri="http://schemas.openxmlformats.org/drawingml/2006/picture">
                 <pic:pic>
                   <pic:nvPicPr>
-                    <pic:cNvPr id="0" name="plot_ground_track_06d401df.png"/>
+                    <pic:cNvPr id="0" name="plot_ground_track_93fc8fdb.png"/>
                     <pic:cNvPicPr/>
                   </pic:nvPicPr>
                   <pic:blipFill>
@@ -1604,7 +1604,7 @@
               <a:graphicData uri="http://schemas.openxmlformats.org/drawingml/2006/picture">
                 <pic:pic>
                   <pic:nvPicPr>
-                    <pic:cNvPr id="0" name="plot_cd_mach_37c6a11c.png"/>
+                    <pic:cNvPr id="0" name="plot_cd_mach_0d118930.png"/>
                     <pic:cNvPicPr/>
                   </pic:nvPicPr>
                   <pic:blipFill>
@@ -1665,7 +1665,7 @@
               <a:graphicData uri="http://schemas.openxmlformats.org/drawingml/2006/picture">
                 <pic:pic>
                   <pic:nvPicPr>
-                    <pic:cNvPr id="0" name="plot_mach_58f292fd.png"/>
+                    <pic:cNvPr id="0" name="plot_mach_b193f521.png"/>
                     <pic:cNvPicPr/>
                   </pic:nvPicPr>
                   <pic:blipFill>
@@ -1712,7 +1712,7 @@
               <a:graphicData uri="http://schemas.openxmlformats.org/drawingml/2006/picture">
                 <pic:pic>
                   <pic:nvPicPr>
-                    <pic:cNvPr id="0" name="plot_dynamic_pressure_e46a0dc8.png"/>
+                    <pic:cNvPr id="0" name="plot_dynamic_pressure_1478b278.png"/>
                     <pic:cNvPicPr/>
                   </pic:nvPicPr>
                   <pic:blipFill>
@@ -1759,7 +1759,7 @@
               <a:graphicData uri="http://schemas.openxmlformats.org/drawingml/2006/picture">
                 <pic:pic>
                   <pic:nvPicPr>
-                    <pic:cNvPr id="0" name="plot_static_margin_b108e222.png"/>
+                    <pic:cNvPr id="0" name="plot_static_margin_c0821535.png"/>
                     <pic:cNvPicPr/>
                   </pic:nvPicPr>
                   <pic:blipFill>
@@ -1820,7 +1820,7 @@
               <a:graphicData uri="http://schemas.openxmlformats.org/drawingml/2006/picture">
                 <pic:pic>
                   <pic:nvPicPr>
-                    <pic:cNvPr id="0" name="plot_cg_cp_04ca4774.png"/>
+                    <pic:cNvPr id="0" name="plot_cg_cp_5dd71637.png"/>
                     <pic:cNvPicPr/>
                   </pic:nvPicPr>
                   <pic:blipFill>
@@ -1867,7 +1867,7 @@
               <a:graphicData uri="http://schemas.openxmlformats.org/drawingml/2006/picture">
                 <pic:pic>
                   <pic:nvPicPr>
-                    <pic:cNvPr id="0" name="plot_angle_of_attack_820c3d2d.png"/>
+                    <pic:cNvPr id="0" name="plot_angle_of_attack_42aa1c95.png"/>
                     <pic:cNvPicPr/>
                   </pic:nvPicPr>
                   <pic:blipFill>
@@ -2818,7 +2818,7 @@
               <a:graphicData uri="http://schemas.openxmlformats.org/drawingml/2006/picture">
                 <pic:pic>
                   <pic:nvPicPr>
-                    <pic:cNvPr id="0" name="plot_descent_velocity_4b3dfdde.png"/>
+                    <pic:cNvPr id="0" name="plot_descent_velocity_07b4485e.png"/>
                     <pic:cNvPicPr/>
                   </pic:nvPicPr>
                   <pic:blipFill>
@@ -3172,7 +3172,7 @@
               <a:graphicData uri="http://schemas.openxmlformats.org/drawingml/2006/picture">
                 <pic:pic>
                   <pic:nvPicPr>
-                    <pic:cNvPr id="0" name="case_altitude_overlay_3f1a3744.png"/>
+                    <pic:cNvPr id="0" name="case_altitude_overlay_f9ba24ab.png"/>
                     <pic:cNvPicPr/>
                   </pic:nvPicPr>
                   <pic:blipFill>
@@ -3233,7 +3233,7 @@
               <a:graphicData uri="http://schemas.openxmlformats.org/drawingml/2006/picture">
                 <pic:pic>
                   <pic:nvPicPr>
-                    <pic:cNvPr id="0" name="report_mc_histogram_c4196d6c.png"/>
+                    <pic:cNvPr id="0" name="report_mc_histogram_aca7613e.png"/>
                     <pic:cNvPicPr/>
                   </pic:nvPicPr>
                   <pic:blipFill>
@@ -3278,7 +3278,7 @@
               <a:graphicData uri="http://schemas.openxmlformats.org/drawingml/2006/picture">
                 <pic:pic>
                   <pic:nvPicPr>
-                    <pic:cNvPr id="0" name="report_mc_ellipse_034ad458.png"/>
+                    <pic:cNvPr id="0" name="report_mc_ellipse_438ecdd1.png"/>
                     <pic:cNvPicPr/>
                   </pic:nvPicPr>
                   <pic:blipFill>
